--- a/01_plano_de_aula/Plano_de_Aula_IA.docx
+++ b/01_plano_de_aula/Plano_de_Aula_IA.docx
@@ -24,11 +24,24 @@
         <w:rPr>
           <w:b/>
         </w:rPr>
-        <w:t>Série:</w:t>
+        <w:t>Público-alvo:</w:t>
       </w:r>
       <w:r>
-        <w:t xml:space="preserve"> 1º ano do Ensino Médio</w:t>
-        <w:br/>
+        <w:t xml:space="preserve"> Estudante do 1º ano do Ensino Médio</w:t>
+      </w:r>
+    </w:p>
+    <w:p>
+      <w:pPr>
+        <w:spacing w:before="40" w:after="80" w:line="276" w:lineRule="auto"/>
+      </w:pPr>
+      <w:r>
+        <w:rPr>
+          <w:b/>
+        </w:rPr>
+        <w:t>Modalidade:</w:t>
+      </w:r>
+      <w:r>
+        <w:t xml:space="preserve"> Aula de Reforço Escolar Individual (1 a 1), remota síncrona</w:t>
       </w:r>
     </w:p>
     <w:p>
@@ -43,7 +56,6 @@
       </w:r>
       <w:r>
         <w:t xml:space="preserve"> 50 minutos</w:t>
-        <w:br/>
       </w:r>
     </w:p>
     <w:p>
@@ -58,7 +70,6 @@
       </w:r>
       <w:r>
         <w:t xml:space="preserve"> Quantidade de Movimento (Momento Linear)</w:t>
-        <w:br/>
       </w:r>
     </w:p>
     <w:p>
@@ -105,7 +116,7 @@
         <w:spacing w:before="40" w:after="80" w:line="276" w:lineRule="auto"/>
       </w:pPr>
       <w:r>
-        <w:t>Ao final da aula, o estudante deverá ser capaz de:</w:t>
+        <w:t>Ao final da sessão individual, o estudante deverá ser capaz de:</w:t>
       </w:r>
     </w:p>
     <w:p>
@@ -114,7 +125,7 @@
         <w:spacing w:before="20" w:after="40"/>
       </w:pPr>
       <w:r>
-        <w:t>Definir quantidade de movimento (momento linear) e identificar massa e velocidade na relação p = m · v.</w:t>
+        <w:t>Definir quantidade de movimento (momento linear) e identificar massa e velocidade na relação vetorial p = m · v.</w:t>
       </w:r>
     </w:p>
     <w:p>
@@ -132,7 +143,7 @@
         <w:spacing w:before="20" w:after="40"/>
       </w:pPr>
       <w:r>
-        <w:t>Relacionar a direção e o sentido de p aos da velocidade, reconhecendo seu caráter vetorial.</w:t>
+        <w:t>Relacionar a direção e o sentido de p aos da velocidade, compreendendo seu caráter vetorial em trajetórias unidimensionais.</w:t>
       </w:r>
     </w:p>
     <w:p>
@@ -141,7 +152,16 @@
         <w:spacing w:before="20" w:after="40"/>
       </w:pPr>
       <w:r>
-        <w:t>Comparar situações cotidianas e reconhecer qualitativamente a ideia de que a quantidade de movimento total pode se conservar em um sistema isolado, sem desenvolver o formalismo algébrico nesta aula.</w:t>
+        <w:t>Distinguir conceitualmente quantidade de movimento de força e de distância de frenagem.</w:t>
+      </w:r>
+    </w:p>
+    <w:p>
+      <w:pPr>
+        <w:pStyle w:val="ListBullet"/>
+        <w:spacing w:before="20" w:after="40"/>
+      </w:pPr>
+      <w:r>
+        <w:t>Reconhecer qualitativamente a ideia de que a quantidade de movimento total pode se conservar em um sistema isolado (preparação para a aula seguinte de colisões).</w:t>
       </w:r>
     </w:p>
     <w:p>
@@ -164,7 +184,7 @@
         <w:spacing w:before="20" w:after="40"/>
       </w:pPr>
       <w:r>
-        <w:t>Definição física de quantidade de movimento (momento linear)</w:t>
+        <w:t>Conceito físico de quantidade de movimento (momento linear)</w:t>
       </w:r>
     </w:p>
     <w:p>
@@ -182,7 +202,7 @@
         <w:spacing w:before="20" w:after="40"/>
       </w:pPr>
       <w:r>
-        <w:t>Unidade de medida no Sistema Internacional (kg·m/s)</w:t>
+        <w:t>Unidade no Sistema Internacional (kg·m/s)</w:t>
       </w:r>
     </w:p>
     <w:p>
@@ -200,7 +220,7 @@
         <w:spacing w:before="20" w:after="40"/>
       </w:pPr>
       <w:r>
-        <w:t>Exemplos práticos do cotidiano e distinção entre quantidade de movimento, força e frenagem</w:t>
+        <w:t>Exemplos do cotidiano e desmistificação da relação entre quantidade de movimento, força e frenagem</w:t>
       </w:r>
     </w:p>
     <w:p>
@@ -209,7 +229,7 @@
         <w:spacing w:before="20" w:after="40"/>
       </w:pPr>
       <w:r>
-        <w:t>Introdução qualitativa à conservação da quantidade de movimento total em sistemas isolados (introdução preparatória para a aula seguinte)</w:t>
+        <w:t>Introdução qualitativa à conservação da quantidade de movimento total em sistemas isolados</w:t>
       </w:r>
     </w:p>
     <w:p>
@@ -223,7 +243,7 @@
           <w:color w:val="2F5597"/>
           <w:sz w:val="28"/>
         </w:rPr>
-        <w:t>3. Metodologia</w:t>
+        <w:t>3. Metodologia de Ensino (Atendimento Individual 1 a 1)</w:t>
       </w:r>
     </w:p>
     <w:p>
@@ -231,7 +251,7 @@
         <w:spacing w:before="40" w:after="80" w:line="276" w:lineRule="auto"/>
       </w:pPr>
       <w:r>
-        <w:t>Aula interativa estruturada em:</w:t>
+        <w:t>Aula de reforço interativa conduzida individualmente, com mediação direta professor-aluno:</w:t>
       </w:r>
     </w:p>
     <w:p>
@@ -243,10 +263,10 @@
         <w:rPr>
           <w:b/>
         </w:rPr>
-        <w:t>Problematização inicial:</w:t>
+        <w:t>Problematização inicial (5 min):</w:t>
       </w:r>
       <w:r>
-        <w:t xml:space="preserve"> situação cotidiana com carrinhos de massas diferentes para instigar a turma.</w:t>
+        <w:t xml:space="preserve"> Apresentação de uma situação concreta na tela compartilhada para instigar o raciocínio do estudante.</w:t>
       </w:r>
     </w:p>
     <w:p>
@@ -258,10 +278,19 @@
         <w:rPr>
           <w:b/>
         </w:rPr>
-        <w:t>Exposição dialogada:</w:t>
+        <w:t>Construção dialógica no OneNote (10 min):</w:t>
       </w:r>
       <w:r>
-        <w:t xml:space="preserve"> apresentação participativa da fórmula, grandezas e unidades.</w:t>
+        <w:t xml:space="preserve"> O professor expõe o conceito na lousa digital do OneNote, utilizando a </w:t>
+      </w:r>
+      <w:r>
+        <w:rPr>
+          <w:b/>
+        </w:rPr>
+        <w:t>mesa digitalizadora</w:t>
+      </w:r>
+      <w:r>
+        <w:t xml:space="preserve"> para desenhar grandezas, vetores e fórmulas com anotações manuscritas dinâmicas.</w:t>
       </w:r>
     </w:p>
     <w:p>
@@ -273,10 +302,10 @@
         <w:rPr>
           <w:b/>
         </w:rPr>
-        <w:t>Exemplos guiados:</w:t>
+        <w:t>Exemplos guiados (10 min):</w:t>
       </w:r>
       <w:r>
-        <w:t xml:space="preserve"> resolução coletiva no quadro destacando módulo e sentido vetorial.</w:t>
+        <w:t xml:space="preserve"> Resolução conjunta no OneNote, com o professor ilustrando a relação vetorial e o cálculo de módulo.</w:t>
       </w:r>
     </w:p>
     <w:p>
@@ -288,10 +317,10 @@
         <w:rPr>
           <w:b/>
         </w:rPr>
-        <w:t>Comparação prática guiada:</w:t>
+        <w:t>Comparação guiada de casos A, B e C (7 min):</w:t>
       </w:r>
       <w:r>
-        <w:t xml:space="preserve"> análise dirigida dos casos A, B e C em duplas.</w:t>
+        <w:t xml:space="preserve"> Análise reflexiva direta entre professor e aluno sobre 3 situações controladas de massa e velocidade na lousa digital.</w:t>
       </w:r>
     </w:p>
     <w:p>
@@ -303,10 +332,10 @@
         <w:rPr>
           <w:b/>
         </w:rPr>
-        <w:t>Aplicação diferenciada:</w:t>
+        <w:t>Aplicação prática individualizada (8 min):</w:t>
       </w:r>
       <w:r>
-        <w:t xml:space="preserve"> resolução de questões selecionadas com andaimes para perfis distintos.</w:t>
+        <w:t xml:space="preserve"> Resolução de questões selecionadas com andaimes adaptados ao perfil do estudante atendido (padrão ou TDAH), com feedback imediato.</w:t>
       </w:r>
     </w:p>
     <w:p>
@@ -318,10 +347,10 @@
         <w:rPr>
           <w:b/>
         </w:rPr>
-        <w:t>Sistematização e fechamento:</w:t>
+        <w:t>Sistematização e fechamento (10 min):</w:t>
       </w:r>
       <w:r>
-        <w:t xml:space="preserve"> síntese coletiva dos conceitos fundamentais.</w:t>
+        <w:t xml:space="preserve"> Síntese dialogada dos pontos-chave no OneNote e registro de dúvidas.</w:t>
       </w:r>
     </w:p>
     <w:p>
@@ -335,7 +364,7 @@
           <w:color w:val="2F5597"/>
           <w:sz w:val="28"/>
         </w:rPr>
-        <w:t>4. Recursos Necessários</w:t>
+        <w:t>4. Recursos Tecnológicos e Didáticos</w:t>
       </w:r>
     </w:p>
     <w:p>
@@ -344,7 +373,13 @@
         <w:spacing w:before="20" w:after="40"/>
       </w:pPr>
       <w:r>
-        <w:t>Projetor multimídia / TV para exibição dos slides</w:t>
+        <w:rPr>
+          <w:b/>
+        </w:rPr>
+        <w:t>Ambiente de Videoconferência:</w:t>
+      </w:r>
+      <w:r>
+        <w:t xml:space="preserve"> Google Meet (para transmissão síncrona com câmera, áudio e compartilhamento de tela).</w:t>
       </w:r>
     </w:p>
     <w:p>
@@ -353,7 +388,13 @@
         <w:spacing w:before="20" w:after="40"/>
       </w:pPr>
       <w:r>
-        <w:t>Apresentação em PowerPoint (Apresentacao_Aula_IA.pptx)</w:t>
+        <w:rPr>
+          <w:b/>
+        </w:rPr>
+        <w:t>Lousa Digital Interativa:</w:t>
+      </w:r>
+      <w:r>
+        <w:t xml:space="preserve"> Microsoft OneNote (estruturado como caderno digital da aula, permitindo organização em seções limpas e compartilhamento posterior em PDF).</w:t>
       </w:r>
     </w:p>
     <w:p>
@@ -362,7 +403,13 @@
         <w:spacing w:before="20" w:after="40"/>
       </w:pPr>
       <w:r>
-        <w:t>Quadro branco / digital e marcadores coloridos</w:t>
+        <w:rPr>
+          <w:b/>
+        </w:rPr>
+        <w:t>Dispositivo de Escrita:</w:t>
+      </w:r>
+      <w:r>
+        <w:t xml:space="preserve"> Mesa Digitalizadora (utilizada pelo professor para escrita à mão livre, diagramas com setas vetoriais, marcações coloridas e equações em tempo real).</w:t>
       </w:r>
     </w:p>
     <w:p>
@@ -371,7 +418,13 @@
         <w:spacing w:before="20" w:after="40"/>
       </w:pPr>
       <w:r>
-        <w:t>Materiais impressos ou digitais diferenciados (materiais_perfil_padrao e materiais_perfil_tdah)</w:t>
+        <w:rPr>
+          <w:b/>
+        </w:rPr>
+        <w:t>Apoio Visual:</w:t>
+      </w:r>
+      <w:r>
+        <w:t xml:space="preserve"> Apresentação em slides (Apresentacao_Aula_IA.pptx) projetada no Meet.</w:t>
       </w:r>
     </w:p>
     <w:p>
@@ -380,7 +433,28 @@
         <w:spacing w:before="20" w:after="40"/>
       </w:pPr>
       <w:r>
-        <w:t>Cronômetro ou temporizador visual projetado (recurso de suporte ao foco para o perfil TDAH)</w:t>
+        <w:rPr>
+          <w:b/>
+        </w:rPr>
+        <w:t>Gerenciamento do Tempo:</w:t>
+      </w:r>
+      <w:r>
+        <w:t xml:space="preserve"> Cronômetro / timer digital compartilhado na tela (essencial para regulação do ritmo e foco, especialmente no perfil TDAH).</w:t>
+      </w:r>
+    </w:p>
+    <w:p>
+      <w:pPr>
+        <w:pStyle w:val="ListBullet"/>
+        <w:spacing w:before="20" w:after="40"/>
+      </w:pPr>
+      <w:r>
+        <w:rPr>
+          <w:b/>
+        </w:rPr>
+        <w:t>Materiais Didáticos:</w:t>
+      </w:r>
+      <w:r>
+        <w:t xml:space="preserve"> Textos e folhas de exercícios diferenciadas (materiais_perfil_padrao e materiais_perfil_tdah).</w:t>
       </w:r>
     </w:p>
     <w:p>
@@ -394,7 +468,7 @@
           <w:color w:val="2F5597"/>
           <w:sz w:val="28"/>
         </w:rPr>
-        <w:t>5. Desenvolvimento da Aula (cronograma passo a passo)</w:t>
+        <w:t>5. Desenvolvimento da Sessão (cronograma de 50 minutos)</w:t>
       </w:r>
     </w:p>
     <w:p>
@@ -416,7 +490,7 @@
         <w:spacing w:before="40" w:after="80" w:line="276" w:lineRule="auto"/>
       </w:pPr>
       <w:r>
-        <w:t>Apresentar dois carrinhos de massas diferentes movendo-se no mesmo sentido com velocidades semelhantes. Lançar a pergunta mobilizadora: *“Como a massa e a velocidade influenciam o movimento acumulado de um corpo?”*. Coletar hipóteses rápidas dos alunos. Esclarecer logo de início que quantidade de movimento não é força e não define sozinha o tempo ou a distância de frenagem.</w:t>
+        <w:t>No Google Meet, o professor compartilha a tela e apresenta no OneNote o desenho de dois carrinhos com massas diferentes se movendo no mesmo sentido com velocidades iguais. Lança a pergunta: *“Qual deles tem mais movimento acumulado? O que tem mais quantidade de movimento é mais difícil de parar?”*. Coleta a resposta do estudante e problematiza que quantidade de movimento não é força e não define sozinha o tempo ou a distância de parada.</w:t>
       </w:r>
     </w:p>
     <w:p>
@@ -427,7 +501,7 @@
         <w:rPr>
           <w:b/>
         </w:rPr>
-        <w:t>05–15 min | Construção do conceito e formalização</w:t>
+        <w:t>05–15 min | Construção do conceito no OneNote</w:t>
       </w:r>
       <w:r>
         <w:br/>
@@ -438,7 +512,42 @@
         <w:spacing w:before="40" w:after="80" w:line="276" w:lineRule="auto"/>
       </w:pPr>
       <w:r>
-        <w:t>Definir formalmente quantidade de movimento pelo vetor p = m · v. Destacar cada grandeza: massa (m, escalar positiva) e velocidade (v, vetorial). Apresentar a unidade no SI (kg·m/s). Enfatizar que p possui a mesma direção e sentido de v. Diferenciar conceitualmente momento de força resultante e impulso.</w:t>
+        <w:t>O professor escreve a fórmula p = m · v com a mesa digitalizadora. Destaca com cores distintas:</w:t>
+      </w:r>
+    </w:p>
+    <w:p>
+      <w:pPr>
+        <w:pStyle w:val="ListBullet"/>
+        <w:spacing w:before="20" w:after="40"/>
+      </w:pPr>
+      <w:r>
+        <w:t>Massa (m, escalar em kg, sempre positiva);</w:t>
+      </w:r>
+    </w:p>
+    <w:p>
+      <w:pPr>
+        <w:pStyle w:val="ListBullet"/>
+        <w:spacing w:before="20" w:after="40"/>
+      </w:pPr>
+      <w:r>
+        <w:t>Velocidade (v, vetor em m/s);</w:t>
+      </w:r>
+    </w:p>
+    <w:p>
+      <w:pPr>
+        <w:pStyle w:val="ListBullet"/>
+        <w:spacing w:before="20" w:after="40"/>
+      </w:pPr>
+      <w:r>
+        <w:t>Quantidade de movimento (p, vetor em kg·m/s, apontando para o mesmo sentido da velocidade).</w:t>
+      </w:r>
+    </w:p>
+    <w:p>
+      <w:pPr>
+        <w:spacing w:before="40" w:after="80" w:line="276" w:lineRule="auto"/>
+      </w:pPr>
+      <w:r>
+        <w:t>Explica que a direção e o sentido de p acompanham a velocidade e esclarece que frear depende da força resultante no tempo (impulso), e não apenas do valor de p.</w:t>
       </w:r>
     </w:p>
     <w:p>
@@ -449,7 +558,7 @@
         <w:rPr>
           <w:b/>
         </w:rPr>
-        <w:t>15–25 min | Exemplos e aplicação guiada</w:t>
+        <w:t>15–25 min | Exemplos e aplicação guiada com a mesa digitalizadora</w:t>
       </w:r>
       <w:r>
         <w:br/>
@@ -460,7 +569,7 @@
         <w:spacing w:before="40" w:after="80" w:line="276" w:lineRule="auto"/>
       </w:pPr>
       <w:r>
-        <w:t>Resolver dois exemplos com a turma no quadro:</w:t>
+        <w:t>O professor e o estudante resolvem juntos no OneNote:</w:t>
       </w:r>
     </w:p>
     <w:p>
@@ -469,7 +578,7 @@
         <w:spacing w:before="20" w:after="40"/>
       </w:pPr>
       <w:r>
-        <w:t>Cálculo direto de módulo: bola de 0,4\,kg a 20\,m/s (p = 8\,kg·m/s).</w:t>
+        <w:t>Um cálculo direto de módulo: bola de futebol de 0,4\,kg a 20\,m/s (p = 8\,kg·m/s).</w:t>
       </w:r>
     </w:p>
     <w:p>
@@ -478,7 +587,7 @@
         <w:spacing w:before="20" w:after="40"/>
       </w:pPr>
       <w:r>
-        <w:t>Comparação vetorial no mesmo eixo horizontal com sentidos opostos (+x e -x), evidenciando que vetores com sentidos contrários não são iguais, mesmo com mesmo módulo.</w:t>
+        <w:t>Uma situação vetorial no mesmo eixo: dois patinadores com m = 50\,kg a 3\,m/s, um para a direita (+150\,kg·m/s) e outro para a esquerda (-150\,kg·m/s), mostrando visualmente na lousa que sentidos opostos tornam os vetores diferentes.</w:t>
       </w:r>
     </w:p>
     <w:p>
@@ -489,7 +598,7 @@
         <w:rPr>
           <w:b/>
         </w:rPr>
-        <w:t>25–40 min | Comparação prática e exercícios selecionados</w:t>
+        <w:t>25–40 min | Comparação prática de casos e exercícios selecionados</w:t>
       </w:r>
       <w:r>
         <w:br/>
@@ -501,7 +610,45 @@
         <w:spacing w:before="20" w:after="40"/>
       </w:pPr>
       <w:r>
-        <w:t>*Etapa 1 (7 min):* Comparação guiada dos casos A, B e C (carrinhos com variações de massa e rapidez).</w:t>
+        <w:t>*Etapa 1 — Análise dos Casos A, B e C (7 min):* Na lousa do OneNote, analisam 3 casos pré-organizados:</w:t>
+      </w:r>
+    </w:p>
+    <w:p>
+      <w:pPr>
+        <w:pStyle w:val="ListBullet"/>
+        <w:spacing w:before="20" w:after="40"/>
+        <w:ind w:left="720"/>
+      </w:pPr>
+      <w:r>
+        <w:t>Caso A: 2\,kg a 3\,m/s (p = 6\,kg·m/s)</w:t>
+      </w:r>
+    </w:p>
+    <w:p>
+      <w:pPr>
+        <w:pStyle w:val="ListBullet"/>
+        <w:spacing w:before="20" w:after="40"/>
+        <w:ind w:left="720"/>
+      </w:pPr>
+      <w:r>
+        <w:t>Caso B: 4\,kg a 3\,m/s (p = 12\,kg·m/s)</w:t>
+      </w:r>
+    </w:p>
+    <w:p>
+      <w:pPr>
+        <w:pStyle w:val="ListBullet"/>
+        <w:spacing w:before="20" w:after="40"/>
+        <w:ind w:left="720"/>
+      </w:pPr>
+      <w:r>
+        <w:t xml:space="preserve">Caso C: 2\,kg a 6\,m/s (p = 12\,kg·m/s)  </w:t>
+      </w:r>
+    </w:p>
+    <w:p>
+      <w:pPr>
+        <w:spacing w:before="40" w:after="80" w:line="276" w:lineRule="auto"/>
+      </w:pPr>
+      <w:r>
+        <w:t>O professor conduz o aluno a perceber como dobrar a massa ou dobrar a velocidade gera o mesmo p, e que a frenagem exige considerar a interação com os freios e pista.</w:t>
       </w:r>
     </w:p>
     <w:p>
@@ -510,7 +657,7 @@
         <w:spacing w:before="20" w:after="40"/>
       </w:pPr>
       <w:r>
-        <w:t>*Etapa 2 (8 min):* Resolução em sala de questões selecionadas das folhas diferenciadas (Questões 1 e 3). Os estudantes com perfil TDAH recebem a folha com etapas particionadas, destaque visual e permissão de resposta oral ou por representação esquemática. As questões restantes podem ser concluídas como tarefa.</w:t>
+        <w:t>*Etapa 2 — Exercícios selecionados (8 min):* Resolução guiada das Questões 1 e 3. O estudante resolve no OneNote ou fala suas respostas enquanto o professor anota na mesa digitalizadora.</w:t>
       </w:r>
     </w:p>
     <w:p>
@@ -532,7 +679,7 @@
         <w:spacing w:before="40" w:after="80" w:line="276" w:lineRule="auto"/>
       </w:pPr>
       <w:r>
-        <w:t>Retomar a problematização inicial. Sintetizar os conceitos centrais: fórmula, unidades e caráter vetorial. Apresentar qualitativamente a ideia de que, em um sistema isolado (sem forças externas resultantes), a quantidade de movimento total permanece constante — preparando o terreno para a próxima aula sobre colisões. Espaço para dúvidas finais.</w:t>
+        <w:t>O professor resume os pontos centrais no OneNote: relação p = m · v, unidades e caráter vetorial. Introduz de forma qualitativa que, em um sistema isolado (sem forças externas), o momento total se conserva, adiantando o tema da próxima aula de colisões. Espaço para esclarecer dúvidas finais do aluno.</w:t>
       </w:r>
     </w:p>
     <w:p>
@@ -546,7 +693,7 @@
           <w:color w:val="2F5597"/>
           <w:sz w:val="28"/>
         </w:rPr>
-        <w:t>6. Avaliação Formativa</w:t>
+        <w:t>6. Avaliação Formativa no Atendimento Individual</w:t>
       </w:r>
     </w:p>
     <w:p>
@@ -554,7 +701,7 @@
         <w:spacing w:before="40" w:after="80" w:line="276" w:lineRule="auto"/>
       </w:pPr>
       <w:r>
-        <w:t>A avaliação é processual e formativa, observando:</w:t>
+        <w:t>Em contexto de reforço individual, a avaliação é contínua e imediata:</w:t>
       </w:r>
     </w:p>
     <w:p>
@@ -563,7 +710,7 @@
         <w:spacing w:before="20" w:after="40"/>
       </w:pPr>
       <w:r>
-        <w:t>Participação nas discussões e na problematização inicial;</w:t>
+        <w:t>Observação da capacidade do estudante de explicar o conceito com suas próprias palavras;</w:t>
       </w:r>
     </w:p>
     <w:p>
@@ -572,7 +719,7 @@
         <w:spacing w:before="20" w:after="40"/>
       </w:pPr>
       <w:r>
-        <w:t>Capacidade de identificar grandezas, calcular o módulo de p e registrar a unidade correta (kg·m/s);</w:t>
+        <w:t>Identificação correta das variáveis no OneNote e resolução dos cálculos com unidade (kg·m/s);</w:t>
       </w:r>
     </w:p>
     <w:p>
@@ -581,7 +728,7 @@
         <w:spacing w:before="20" w:after="40"/>
       </w:pPr>
       <w:r>
-        <w:t>Reconhecimento da natureza vetorial (direção e sentido);</w:t>
+        <w:t>Compreensão do caráter vetorial ao desenhar ou indicar sentidos;</w:t>
       </w:r>
     </w:p>
     <w:p>
@@ -590,7 +737,7 @@
         <w:spacing w:before="20" w:after="40"/>
       </w:pPr>
       <w:r>
-        <w:t>Interpretação física na diferenciação entre quantidade de movimento e distância de parada;</w:t>
+        <w:t>Correção colaborativa e imediata de dúvidas e concepções alternativas;</w:t>
       </w:r>
     </w:p>
     <w:p>
@@ -599,7 +746,7 @@
         <w:spacing w:before="20" w:after="40"/>
       </w:pPr>
       <w:r>
-        <w:t>Acolhimento de múltiplas linguagens de expressão da aprendizagem (cálculo algébrico, diagramas de vetores com setas ou explicação verbal).</w:t>
+        <w:t>Acolhimento de respostas orais, escritas na lousa ou esquematizadas por setas.</w:t>
       </w:r>
     </w:p>
     <w:p>
@@ -613,7 +760,15 @@
           <w:color w:val="2F5597"/>
           <w:sz w:val="28"/>
         </w:rPr>
-        <w:t>7. Diferenciação Pedagógica</w:t>
+        <w:t>7. Diferenciação Pedagógica (Dois Perfis de Atendimento)</w:t>
+      </w:r>
+    </w:p>
+    <w:p>
+      <w:pPr>
+        <w:spacing w:before="40" w:after="80" w:line="276" w:lineRule="auto"/>
+      </w:pPr>
+      <w:r>
+        <w:t>O plano atende a duas sessões de reforço individuais distintas:</w:t>
       </w:r>
     </w:p>
     <w:p>
@@ -627,7 +782,7 @@
           <w:color w:val="333333"/>
           <w:sz w:val="24"/>
         </w:rPr>
-        <w:t>7.1 Perfil sem adaptação específica (Padrão)</w:t>
+        <w:t>7.1 Perfil Padrão (Estudante com boa facilidade de compreensão)</w:t>
       </w:r>
     </w:p>
     <w:p>
@@ -636,7 +791,13 @@
         <w:spacing w:before="20" w:after="40"/>
       </w:pPr>
       <w:r>
-        <w:t>Texto didático expositivo com densidade textual completa e contextualização aprofundada;</w:t>
+        <w:rPr>
+          <w:b/>
+        </w:rPr>
+        <w:t>Características do aluno:</w:t>
+      </w:r>
+      <w:r>
+        <w:t xml:space="preserve"> Compreende rapidamente relações matemáticas e físicas, tem facilidade de abstração e boa autonomia.</w:t>
       </w:r>
     </w:p>
     <w:p>
@@ -645,16 +806,13 @@
         <w:spacing w:before="20" w:after="40"/>
       </w:pPr>
       <w:r>
-        <w:t>Questões dissertativas abertas com justificativas teóricas completas;</w:t>
+        <w:rPr>
+          <w:b/>
+        </w:rPr>
+        <w:t>Estratégia no OneNote:</w:t>
       </w:r>
-    </w:p>
-    <w:p>
-      <w:pPr>
-        <w:pStyle w:val="ListBullet"/>
-        <w:spacing w:before="20" w:after="40"/>
-      </w:pPr>
       <w:r>
-        <w:t>Incentivo ao raciocínio em múltiplas etapas autônomas.</w:t>
+        <w:t xml:space="preserve"> O professor avança rapidamente pelos conceitos básicos, desafiando o aluno com questões discursivas mais densas (Questões 4 e 5) e interpretação de gráficos e limites físicos. O estudante é incentivado a deduzir conclusões por conta própria.</w:t>
       </w:r>
     </w:p>
     <w:p>
@@ -668,7 +826,7 @@
           <w:color w:val="333333"/>
           <w:sz w:val="24"/>
         </w:rPr>
-        <w:t>7.2 Perfil com TDAH</w:t>
+        <w:t>7.2 Perfil com TDAH (Estudante com necessidade de suporte à atenção e foco)</w:t>
       </w:r>
     </w:p>
     <w:p>
@@ -677,7 +835,13 @@
         <w:spacing w:before="20" w:after="40"/>
       </w:pPr>
       <w:r>
-        <w:t>Instruções curtas, sequenciais e particionadas em etapas explícitas (Passo 1, Passo 2...);</w:t>
+        <w:rPr>
+          <w:b/>
+        </w:rPr>
+        <w:t>Características do aluno:</w:t>
+      </w:r>
+      <w:r>
+        <w:t xml:space="preserve"> Dificuldade na sustentação de atenção prolongada, dispersão com instruções longas ou telas visualmente sobrecarregadas, potencial de impulsividade na resolução de cálculos de várias etapas.</w:t>
       </w:r>
     </w:p>
     <w:p>
@@ -686,34 +850,106 @@
         <w:spacing w:before="20" w:after="40"/>
       </w:pPr>
       <w:r>
-        <w:t>Fórmulas, grandezas e dados numéricos destacados em negrito e caixas visuais limpas;</w:t>
+        <w:rPr>
+          <w:b/>
+        </w:rPr>
+        <w:t>Estratégia no OneNote e Mesa Digitalizadora:</w:t>
       </w:r>
     </w:p>
     <w:p>
       <w:pPr>
         <w:pStyle w:val="ListBullet"/>
         <w:spacing w:before="20" w:after="40"/>
+        <w:ind w:left="720"/>
       </w:pPr>
       <w:r>
-        <w:t>Temporização clara informada no início de cada bloco com suporte de cronômetro visual;</w:t>
+        <w:rPr>
+          <w:b/>
+        </w:rPr>
+        <w:t>Lousa visualmente limpa e setorizada:</w:t>
+      </w:r>
+      <w:r>
+        <w:t xml:space="preserve"> Cada exercício ocupa um espaço exclusivo no OneNote, evitando excesso de informações na tela;</w:t>
       </w:r>
     </w:p>
     <w:p>
       <w:pPr>
         <w:pStyle w:val="ListBullet"/>
         <w:spacing w:before="20" w:after="40"/>
+        <w:ind w:left="720"/>
       </w:pPr>
       <w:r>
-        <w:t>Flexibilização nas formas de resolução (cálculo numérico, desenho de setas/vetores ou respostas orais);</w:t>
+        <w:rPr>
+          <w:b/>
+        </w:rPr>
+        <w:t>Uso intencional de cores:</w:t>
+      </w:r>
+      <w:r>
+        <w:t xml:space="preserve"> A mesa digitalizadora é usada com código de cores (ex.: Verde para massa, Azul para velocidade, Vermelho para vetores);</w:t>
       </w:r>
     </w:p>
     <w:p>
       <w:pPr>
         <w:pStyle w:val="ListBullet"/>
         <w:spacing w:before="20" w:after="40"/>
+        <w:ind w:left="720"/>
       </w:pPr>
       <w:r>
-        <w:t>Manutenção rigorosa dos mesmos objetivos de aprendizagem e conteúdo científico, sem condescendência ou infantilização da linguagem.</w:t>
+        <w:rPr>
+          <w:b/>
+        </w:rPr>
+        <w:t>Instruções particionadas (Chunking):</w:t>
+      </w:r>
+      <w:r>
+        <w:t xml:space="preserve"> Resolução dividida em pequenas etapas explícitas (Passo 1: anotar dados; Passo 2: fórmula; Passo 3: conta);</w:t>
+      </w:r>
+    </w:p>
+    <w:p>
+      <w:pPr>
+        <w:pStyle w:val="ListBullet"/>
+        <w:spacing w:before="20" w:after="40"/>
+        <w:ind w:left="720"/>
+      </w:pPr>
+      <w:r>
+        <w:rPr>
+          <w:b/>
+        </w:rPr>
+        <w:t>Cronômetro visível no Meet:</w:t>
+      </w:r>
+      <w:r>
+        <w:t xml:space="preserve"> Abertura e fechamento de pequenos blocos de tempo para manter a referência temporal e combater a procrastinação;</w:t>
+      </w:r>
+    </w:p>
+    <w:p>
+      <w:pPr>
+        <w:pStyle w:val="ListBullet"/>
+        <w:spacing w:before="20" w:after="40"/>
+        <w:ind w:left="720"/>
+      </w:pPr>
+      <w:r>
+        <w:rPr>
+          <w:b/>
+        </w:rPr>
+        <w:t>Múltiplos modos de resposta:</w:t>
+      </w:r>
+      <w:r>
+        <w:t xml:space="preserve"> O estudante pode ditar o raciocínio, responder verbalmente ou apontar setas na tela;</w:t>
+      </w:r>
+    </w:p>
+    <w:p>
+      <w:pPr>
+        <w:pStyle w:val="ListBullet"/>
+        <w:spacing w:before="20" w:after="40"/>
+        <w:ind w:left="720"/>
+      </w:pPr>
+      <w:r>
+        <w:rPr>
+          <w:b/>
+        </w:rPr>
+        <w:t>Feedback positivo e imediato:</w:t>
+      </w:r>
+      <w:r>
+        <w:t xml:space="preserve"> Validação a cada passo concluído para manter a motivação e o engajamento.</w:t>
       </w:r>
     </w:p>
     <w:p>
@@ -745,7 +981,7 @@
         <w:spacing w:before="20" w:after="40"/>
       </w:pPr>
       <w:r>
-        <w:t>HALLIDAY, David; RESNICK, Robert; WALKER, Jearl. *Fundamentos de Física*, volume 1: Mecânica. Rio de Janeiro: LTC (edição, ano e capítulo a confirmar pelo docente conforme o exemplar institucional utilizado).</w:t>
+        <w:t>HALLIDAY, David; RESNICK, Robert; WALKER, Jearl. *Fundamentos de Física*, volume 1: Mecânica. Rio de Janeiro: LTC (edição e capítulo a confirmar pelo docente conforme o material adotado).</w:t>
       </w:r>
     </w:p>
     <w:p>
@@ -754,7 +990,7 @@
         <w:spacing w:before="20" w:after="40"/>
       </w:pPr>
       <w:r>
-        <w:t>HELERBROCK, Rafael. Quantidade de movimento: conceito, fórmula, impulso. *Mundo Educação*, atualizado em 12 jun. 2020. Acesso em: 23 out. 2026. (Fonte de consulta conceitual para a elaboração das questões autorais).</w:t>
+        <w:t>HELERBROCK, Rafael. Quantidade de movimento: conceito, fórmula, impulso. *Mundo Educação*, atualizado em 12 jun. 2020. Acesso em: 23 out. 2026.</w:t>
       </w:r>
     </w:p>
     <w:p>
@@ -783,7 +1019,7 @@
         <w:t>Apoio de IA e Autoria Docente:</w:t>
       </w:r>
       <w:r>
-        <w:t xml:space="preserve"> Este plano e seus materiais complementares foram elaborados com suporte de ferramentas de Inteligência Artificial generativa (ChatGPT e Microsoft Copilot). A autoria, a formulação pedagógica, a revisão conceitual de física e a validação final são integralmente do professor Victor Palmeira. A IA atuou como ferramenta de apoio técnico e agilidade produtiva.</w:t>
+        <w:t xml:space="preserve"> Este plano e seus materiais foram planejados com apoio de Inteligência Artificial generativa (ChatGPT e Microsoft Copilot). A autoria conceitual, a contextualização pedagógica para o reforço online e a validação final são exclusivamente do professor Victor Palmeira.</w:t>
       </w:r>
     </w:p>
     <w:p>
@@ -798,7 +1034,7 @@
         <w:t>Conformidade com a LGPD (Lei nº 13.709/2018):</w:t>
       </w:r>
       <w:r>
-        <w:t xml:space="preserve"> Em estrito respeito à privacidade e à legislação de proteção de dados, nenhuma informação pessoal identificável de estudantes reais (como nomes, matrículas ou diagnósticos clínicos) foi compartilhada ou inserida nas plataformas públicas de IA. O perfil para estudante com TDAH foi formulado a partir de personas didáticas fictícias fundamentadas no Desenho Universal para a Aprendizagem (DUA).</w:t>
+        <w:t xml:space="preserve"> Nenhum dado pessoal, nome real, registro de atendimento ou laudo médico individual de alunos particulares foi inserido nas plataformas de IA. Os perfis trabalhados baseiam-se em personas pedagógicas didáticas orientadas pelas diretrizes do Desenho Universal para a Aprendizagem (DUA).</w:t>
       </w:r>
     </w:p>
     <w:sectPr>
